--- a/docs/levis/deliverables/Levis_Manual_Guide.docx
+++ b/docs/levis/deliverables/Levis_Manual_Guide.docx
@@ -7217,7 +7217,7 @@
           <w:bCs/>
           <w:b/>
         </w:rPr>
-        <w:t xml:space="preserve">PENTING — Konfigurasi wajib sebelum fitur ini dapat dipakai</w:t>
+        <w:t xml:space="preserve">CATATAN — Sudah siap dipakai</w:t>
       </w:r>
     </w:p>
     <w:p>
@@ -7225,7 +7225,41 @@
         <w:pStyle w:val="BlockText"/>
       </w:pPr>
       <w:r>
-        <w:t xml:space="preserve">Jika</w:t>
+        <w:t xml:space="preserve">Akun kerugian scrap sudah dikonfigurasi:</w:t>
+      </w:r>
+      <w:r>
+        <w:t xml:space="preserve"> </w:t>
+      </w:r>
+      <w:r>
+        <w:rPr>
+          <w:rStyle w:val="VerbatimChar"/>
+        </w:rPr>
+        <w:t xml:space="preserve">7218000001</w:t>
+      </w:r>
+      <w:r>
+        <w:t xml:space="preserve"> </w:t>
+      </w:r>
+      <w:r>
+        <w:t xml:space="preserve">—</w:t>
+      </w:r>
+      <w:r>
+        <w:t xml:space="preserve"> </w:t>
+      </w:r>
+      <w:r>
+        <w:rPr>
+          <w:iCs/>
+          <w:i/>
+        </w:rPr>
+        <w:t xml:space="preserve">Inventory write-off</w:t>
+      </w:r>
+      <w:r>
+        <w:t xml:space="preserve">.</w:t>
+      </w:r>
+      <w:r>
+        <w:t xml:space="preserve"> </w:t>
+      </w:r>
+      <w:r>
+        <w:t xml:space="preserve">Saat Anda klik</w:t>
       </w:r>
       <w:r>
         <w:t xml:space="preserve"> </w:t>
@@ -7238,94 +7272,23 @@
         <w:t xml:space="preserve">[Validate]</w:t>
       </w:r>
       <w:r>
-        <w:t xml:space="preserve"> </w:t>
-      </w:r>
-      <w:r>
-        <w:t xml:space="preserve">gagal dengan pesan mengenai</w:t>
-      </w:r>
-      <w:r>
-        <w:t xml:space="preserve"> </w:t>
-      </w:r>
-      <w:r>
-        <w:rPr>
-          <w:iCs/>
-          <w:i/>
-        </w:rPr>
-        <w:t xml:space="preserve">account</w:t>
-      </w:r>
-      <w:r>
-        <w:t xml:space="preserve">, berarti parameter</w:t>
-      </w:r>
-      <w:r>
-        <w:t xml:space="preserve"> </w:t>
-      </w:r>
-      <w:r>
-        <w:rPr>
-          <w:rStyle w:val="VerbatimChar"/>
-        </w:rPr>
-        <w:t xml:space="preserve">custom_levis_localization.scrap_loss_account_code</w:t>
-      </w:r>
-      <w:r>
-        <w:t xml:space="preserve"> </w:t>
-      </w:r>
-      <w:r>
-        <w:rPr>
-          <w:bCs/>
-          <w:b/>
-        </w:rPr>
-        <w:t xml:space="preserve">belum diisi</w:t>
-      </w:r>
-      <w:r>
-        <w:t xml:space="preserve">.</w:t>
-      </w:r>
-    </w:p>
-    <w:p>
-      <w:pPr>
-        <w:pStyle w:val="BlockText"/>
-      </w:pPr>
-      <w:r>
-        <w:rPr>
-          <w:bCs/>
-          <w:b/>
-        </w:rPr>
-        <w:t xml:space="preserve">System Administrator</w:t>
-      </w:r>
-      <w:r>
-        <w:t xml:space="preserve"> </w:t>
-      </w:r>
-      <w:r>
-        <w:t xml:space="preserve">harus mengisinya lebih dulu di</w:t>
-      </w:r>
-      <w:r>
-        <w:t xml:space="preserve"> </w:t>
-      </w:r>
-      <w:r>
-        <w:rPr>
-          <w:rStyle w:val="VerbatimChar"/>
-        </w:rPr>
-        <w:t xml:space="preserve">Settings ▸ Technical ▸ System Parameters</w:t>
-      </w:r>
-      <w:r>
-        <w:t xml:space="preserve"> </w:t>
-      </w:r>
-      <w:r>
-        <w:t xml:space="preserve">dengan</w:t>
-      </w:r>
-      <w:r>
-        <w:t xml:space="preserve"> </w:t>
-      </w:r>
-      <w:r>
-        <w:rPr>
-          <w:bCs/>
-          <w:b/>
-        </w:rPr>
-        <w:t xml:space="preserve">kode akun</w:t>
-      </w:r>
-      <w:r>
-        <w:t xml:space="preserve"> </w:t>
-      </w:r>
-      <w:r>
-        <w:t xml:space="preserve">(bukan nama, bukan ID) beban kerugian persediaan. Lihat §10.1.</w:t>
+        <w:t xml:space="preserve">, jurnal terbentuk otomatis:</w:t>
+      </w:r>
+      <w:r>
+        <w:t xml:space="preserve"> </w:t>
+      </w:r>
+      <w:r>
+        <w:rPr>
+          <w:bCs/>
+          <w:b/>
+        </w:rPr>
+        <w:t xml:space="preserve">Dr 7218000001 Inventory write-off / Cr akun persediaan</w:t>
+      </w:r>
+      <w:r>
+        <w:t xml:space="preserve"> </w:t>
+      </w:r>
+      <w:r>
+        <w:t xml:space="preserve">kategori barang tersebut.</w:t>
       </w:r>
     </w:p>
     <w:bookmarkEnd w:id="85"/>
@@ -9986,7 +9949,7 @@
           <w:bCs/>
           <w:b/>
         </w:rPr>
-        <w:t xml:space="preserve">PERHATIAN — GR/IR untuk stream Trade belum terpasang</w:t>
+        <w:t xml:space="preserve">CATATAN — GR/IR Trade sudah terpasang — jangan diisi ulang</w:t>
       </w:r>
     </w:p>
     <w:p>
@@ -9994,7 +9957,7 @@
         <w:pStyle w:val="BlockText"/>
       </w:pPr>
       <w:r>
-        <w:t xml:space="preserve">Untuk</w:t>
+        <w:t xml:space="preserve">Baris</w:t>
       </w:r>
       <w:r>
         <w:t xml:space="preserve"> </w:t>
@@ -10007,77 +9970,159 @@
         <w:t xml:space="preserve">Trade</w:t>
       </w:r>
       <w:r>
-        <w:t xml:space="preserve">, akun GR/IR diambil dari field</w:t>
-      </w:r>
-      <w:r>
-        <w:t xml:space="preserve"> </w:t>
-      </w:r>
-      <w:r>
-        <w:rPr>
-          <w:iCs/>
-          <w:i/>
-        </w:rPr>
-        <w:t xml:space="preserve">Stock Variation Account</w:t>
-      </w:r>
-      <w:r>
-        <w:t xml:space="preserve"> </w:t>
-      </w:r>
-      <w:r>
-        <w:t xml:space="preserve">pada</w:t>
-      </w:r>
-      <w:r>
-        <w:t xml:space="preserve"> </w:t>
-      </w:r>
-      <w:r>
-        <w:rPr>
-          <w:bCs/>
-          <w:b/>
-        </w:rPr>
-        <w:t xml:space="preserve">Kategori Produk</w:t>
-      </w:r>
-      <w:r>
-        <w:t xml:space="preserve"> </w:t>
-      </w:r>
-      <w:r>
-        <w:t xml:space="preserve">(</w:t>
+        <w:t xml:space="preserve"> </w:t>
+      </w:r>
+      <w:r>
+        <w:t xml:space="preserve">pada tabel ini sengaja dibiarkan</w:t>
+      </w:r>
+      <w:r>
+        <w:t xml:space="preserve"> </w:t>
+      </w:r>
+      <w:r>
+        <w:rPr>
+          <w:bCs/>
+          <w:b/>
+        </w:rPr>
+        <w:t xml:space="preserve">kosong</w:t>
+      </w:r>
+      <w:r>
+        <w:t xml:space="preserve"> </w:t>
+      </w:r>
+      <w:r>
+        <w:t xml:space="preserve">pada kolom</w:t>
+      </w:r>
+      <w:r>
+        <w:t xml:space="preserve"> </w:t>
+      </w:r>
+      <w:r>
+        <w:rPr>
+          <w:iCs/>
+          <w:i/>
+        </w:rPr>
+        <w:t xml:space="preserve">GR/IR Account</w:t>
+      </w:r>
+      <w:r>
+        <w:t xml:space="preserve">.</w:t>
+      </w:r>
+      <w:r>
+        <w:t xml:space="preserve"> </w:t>
+      </w:r>
+      <w:r>
+        <w:t xml:space="preserve">GR/IR untuk barang dagangan ditentukan</w:t>
+      </w:r>
+      <w:r>
+        <w:t xml:space="preserve"> </w:t>
+      </w:r>
+      <w:r>
+        <w:rPr>
+          <w:bCs/>
+          <w:b/>
+        </w:rPr>
+        <w:t xml:space="preserve">per kategori produk</w:t>
+      </w:r>
+      <w:r>
+        <w:t xml:space="preserve"> </w:t>
+      </w:r>
+      <w:r>
+        <w:t xml:space="preserve">—</w:t>
+      </w:r>
+      <w:r>
+        <w:t xml:space="preserve"> </w:t>
       </w:r>
       <w:r>
         <w:rPr>
           <w:rStyle w:val="VerbatimChar"/>
         </w:rPr>
-        <w:t xml:space="preserve">Inventory ▸ Configuration ▸ Product Categories</w:t>
-      </w:r>
-      <w:r>
-        <w:t xml:space="preserve">) —</w:t>
-      </w:r>
-      <w:r>
-        <w:t xml:space="preserve"> </w:t>
-      </w:r>
-      <w:r>
-        <w:t xml:space="preserve">dan saat ini</w:t>
-      </w:r>
-      <w:r>
-        <w:t xml:space="preserve"> </w:t>
-      </w:r>
-      <w:r>
-        <w:rPr>
-          <w:bCs/>
-          <w:b/>
-        </w:rPr>
-        <w:t xml:space="preserve">belum diisi</w:t>
-      </w:r>
-      <w:r>
-        <w:t xml:space="preserve">. Akibatnya Vendor Bill Trade masih membebani COGS langsung.</w:t>
-      </w:r>
-      <w:r>
-        <w:t xml:space="preserve"> </w:t>
-      </w:r>
-      <w:r>
-        <w:rPr>
-          <w:bCs/>
-          <w:b/>
-        </w:rPr>
-        <w:t xml:space="preserve">Ini harus diselesaikan sebelum go-live.</w:t>
+        <w:t xml:space="preserve">2103109121</w:t>
+      </w:r>
+      <w:r>
+        <w:t xml:space="preserve"> </w:t>
+      </w:r>
+      <w:r>
+        <w:t xml:space="preserve">textile,</w:t>
+      </w:r>
+      <w:r>
+        <w:t xml:space="preserve"> </w:t>
+      </w:r>
+      <w:r>
+        <w:rPr>
+          <w:rStyle w:val="VerbatimChar"/>
+        </w:rPr>
+        <w:t xml:space="preserve">…122</w:t>
+      </w:r>
+      <w:r>
+        <w:t xml:space="preserve"> </w:t>
+      </w:r>
+      <w:r>
+        <w:t xml:space="preserve">footwear,</w:t>
+      </w:r>
+      <w:r>
+        <w:t xml:space="preserve"> </w:t>
+      </w:r>
+      <w:r>
+        <w:rPr>
+          <w:rStyle w:val="VerbatimChar"/>
+        </w:rPr>
+        <w:t xml:space="preserve">…123</w:t>
+      </w:r>
+      <w:r>
+        <w:t xml:space="preserve"> </w:t>
+      </w:r>
+      <w:r>
+        <w:t xml:space="preserve">accessories,</w:t>
+      </w:r>
+      <w:r>
+        <w:t xml:space="preserve"> </w:t>
+      </w:r>
+      <w:r>
+        <w:rPr>
+          <w:rStyle w:val="VerbatimChar"/>
+        </w:rPr>
+        <w:t xml:space="preserve">…124</w:t>
+      </w:r>
+      <w:r>
+        <w:t xml:space="preserve"> </w:t>
+      </w:r>
+      <w:r>
+        <w:t xml:space="preserve">miscellaneous — dan semuanya sudah benar.</w:t>
+      </w:r>
+    </w:p>
+    <w:p>
+      <w:pPr>
+        <w:pStyle w:val="BlockText"/>
+      </w:pPr>
+      <w:r>
+        <w:rPr>
+          <w:bCs/>
+          <w:b/>
+        </w:rPr>
+        <w:t xml:space="preserve">Jika Anda mengisi kolom GR/IR pada baris Trade, isian itu akan MENIMPA</w:t>
+      </w:r>
+      <w:r>
+        <w:rPr>
+          <w:bCs/>
+          <w:b/>
+        </w:rPr>
+        <w:t xml:space="preserve"> </w:t>
+      </w:r>
+      <w:r>
+        <w:rPr>
+          <w:bCs/>
+          <w:b/>
+        </w:rPr>
+        <w:t xml:space="preserve">pemetaan per-kategori</w:t>
+      </w:r>
+      <w:r>
+        <w:t xml:space="preserve"> </w:t>
+      </w:r>
+      <w:r>
+        <w:t xml:space="preserve">dan seluruh barang dagangan akan masuk ke satu akun GR/IR yang sama.</w:t>
+      </w:r>
+      <w:r>
+        <w:t xml:space="preserve"> </w:t>
+      </w:r>
+      <w:r>
+        <w:t xml:space="preserve">Biarkan kosong.</w:t>
       </w:r>
     </w:p>
     <w:bookmarkEnd w:id="113"/>
@@ -10873,7 +10918,7 @@
           <w:bCs/>
           <w:b/>
         </w:rPr>
-        <w:t xml:space="preserve">PENTING — Grup "Vehicles" belum bisa dipakai</w:t>
+        <w:t xml:space="preserve">CATATAN — Keenam grup sudah siap</w:t>
       </w:r>
     </w:p>
     <w:p>
@@ -10881,7 +10926,32 @@
         <w:pStyle w:val="BlockText"/>
       </w:pPr>
       <w:r>
-        <w:t xml:space="preserve">Grup</w:t>
+        <w:t xml:space="preserve">Seluruh grup ber-depresiasi kini punya akun akumulasi depresiasi dan</w:t>
+      </w:r>
+      <w:r>
+        <w:t xml:space="preserve"> </w:t>
+      </w:r>
+      <w:r>
+        <w:rPr>
+          <w:bCs/>
+          <w:b/>
+        </w:rPr>
+        <w:t xml:space="preserve">jurnal depresiasi</w:t>
+      </w:r>
+      <w:r>
+        <w:t xml:space="preserve"> </w:t>
+      </w:r>
+      <w:r>
+        <w:t xml:space="preserve">(</w:t>
+      </w:r>
+      <w:r>
+        <w:rPr>
+          <w:rStyle w:val="VerbatimChar"/>
+        </w:rPr>
+        <w:t xml:space="preserve">DEPRE</w:t>
+      </w:r>
+      <w:r>
+        <w:t xml:space="preserve">). Contoh untuk</w:t>
       </w:r>
       <w:r>
         <w:t xml:space="preserve"> </w:t>
@@ -10894,20 +10964,7 @@
         <w:t xml:space="preserve">Vehicles</w:t>
       </w:r>
       <w:r>
-        <w:t xml:space="preserve"> </w:t>
-      </w:r>
-      <w:r>
-        <w:rPr>
-          <w:bCs/>
-          <w:b/>
-        </w:rPr>
-        <w:t xml:space="preserve">belum memiliki akun Akumulasi Depresiasi</w:t>
-      </w:r>
-      <w:r>
-        <w:t xml:space="preserve"> </w:t>
-      </w:r>
-      <w:r>
-        <w:t xml:space="preserve">— akun</w:t>
+        <w:t xml:space="preserve">: aset</w:t>
       </w:r>
       <w:r>
         <w:t xml:space="preserve"> </w:t>
@@ -10916,23 +10973,37 @@
         <w:rPr>
           <w:rStyle w:val="VerbatimChar"/>
         </w:rPr>
+        <w:t xml:space="preserve">1205103000</w:t>
+      </w:r>
+      <w:r>
+        <w:t xml:space="preserve">,</w:t>
+      </w:r>
+      <w:r>
+        <w:t xml:space="preserve"> </w:t>
+      </w:r>
+      <w:r>
+        <w:t xml:space="preserve">akumulasi</w:t>
+      </w:r>
+      <w:r>
+        <w:t xml:space="preserve"> </w:t>
+      </w:r>
+      <w:r>
+        <w:rPr>
+          <w:rStyle w:val="VerbatimChar"/>
+        </w:rPr>
         <w:t xml:space="preserve">1205202000</w:t>
       </w:r>
       <w:r>
-        <w:t xml:space="preserve"> </w:t>
-      </w:r>
-      <w:r>
-        <w:t xml:space="preserve">tidak ada di Chart of Accounts. Selama belum diperbaiki,</w:t>
-      </w:r>
-      <w:r>
-        <w:t xml:space="preserve"> </w:t>
-      </w:r>
-      <w:r>
-        <w:rPr>
-          <w:bCs/>
-          <w:b/>
-        </w:rPr>
-        <w:t xml:space="preserve">depresiasi kendaraan akan gagal diposting</w:t>
+        <w:t xml:space="preserve">, beban</w:t>
+      </w:r>
+      <w:r>
+        <w:t xml:space="preserve"> </w:t>
+      </w:r>
+      <w:r>
+        <w:rPr>
+          <w:rStyle w:val="VerbatimChar"/>
+        </w:rPr>
+        <w:t xml:space="preserve">7204102000</w:t>
       </w:r>
       <w:r>
         <w:t xml:space="preserve">.</w:t>
@@ -10943,25 +11014,17 @@
         <w:pStyle w:val="BlockText"/>
       </w:pPr>
       <w:r>
-        <w:t xml:space="preserve">Perbaikan ada di sisi konfigurasi: tambahkan akun tersebut ke CoA, lalu petakan</w:t>
-      </w:r>
-      <w:r>
-        <w:t xml:space="preserve"> </w:t>
-      </w:r>
-      <w:r>
-        <w:t xml:space="preserve">di</w:t>
-      </w:r>
-      <w:r>
-        <w:t xml:space="preserve"> </w:t>
-      </w:r>
-      <w:r>
-        <w:rPr>
-          <w:rStyle w:val="VerbatimChar"/>
-        </w:rPr>
-        <w:t xml:space="preserve">Invoicing ▸ Assets ▸ Configuration ▸ Groups ▸ Vehicles</w:t>
-      </w:r>
-      <w:r>
-        <w:t xml:space="preserve">.</w:t>
+        <w:rPr>
+          <w:bCs/>
+          <w:b/>
+        </w:rPr>
+        <w:t xml:space="preserve">Land</w:t>
+      </w:r>
+      <w:r>
+        <w:t xml:space="preserve"> </w:t>
+      </w:r>
+      <w:r>
+        <w:t xml:space="preserve">sengaja tidak punya akun depresiasi — tanah tidak disusutkan.</w:t>
       </w:r>
     </w:p>
     <w:bookmarkEnd w:id="123"/>
@@ -10994,7 +11057,7 @@
           <w:bCs/>
           <w:b/>
         </w:rPr>
-        <w:t xml:space="preserve">CATATAN — Umumnya berjalan otomatis</w:t>
+        <w:t xml:space="preserve">PERHATIAN — Saat ini depresiasi TIDAK berjalan otomatis</w:t>
       </w:r>
     </w:p>
     <w:p>
@@ -11002,12 +11065,6 @@
         <w:pStyle w:val="BlockText"/>
       </w:pPr>
       <w:r>
-        <w:t xml:space="preserve">Sebuah</w:t>
-      </w:r>
-      <w:r>
-        <w:t xml:space="preserve"> </w:t>
-      </w:r>
-      <w:r>
         <w:rPr>
           <w:iCs/>
           <w:i/>
@@ -11018,29 +11075,72 @@
         <w:t xml:space="preserve"> </w:t>
       </w:r>
       <w:r>
-        <w:t xml:space="preserve">("Custom Asset: Post Monthly Depreciation") berjalan</w:t>
-      </w:r>
-      <w:r>
-        <w:t xml:space="preserve"> </w:t>
-      </w:r>
-      <w:r>
-        <w:rPr>
-          <w:bCs/>
-          <w:b/>
-        </w:rPr>
-        <w:t xml:space="preserve">setiap hari</w:t>
-      </w:r>
-      <w:r>
-        <w:t xml:space="preserve"> </w:t>
-      </w:r>
-      <w:r>
-        <w:t xml:space="preserve">dan otomatis memposting baris depresiasi yang sudah jatuh tempo. Anda hanya perlu membuka menu ini bila</w:t>
-      </w:r>
-      <w:r>
-        <w:t xml:space="preserve"> </w:t>
-      </w:r>
-      <w:r>
-        <w:t xml:space="preserve">ingin memposting secara manual atau memeriksa yang tertunda.</w:t>
+        <w:t xml:space="preserve">"Custom Asset: Post Monthly Depreciation" sengaja masih</w:t>
+      </w:r>
+      <w:r>
+        <w:t xml:space="preserve"> </w:t>
+      </w:r>
+      <w:r>
+        <w:rPr>
+          <w:bCs/>
+          <w:b/>
+        </w:rPr>
+        <w:t xml:space="preserve">nonaktif</w:t>
+      </w:r>
+      <w:r>
+        <w:t xml:space="preserve">.</w:t>
+      </w:r>
+      <w:r>
+        <w:t xml:space="preserve"> </w:t>
+      </w:r>
+      <w:r>
+        <w:t xml:space="preserve">Artinya</w:t>
+      </w:r>
+      <w:r>
+        <w:t xml:space="preserve"> </w:t>
+      </w:r>
+      <w:r>
+        <w:rPr>
+          <w:bCs/>
+          <w:b/>
+        </w:rPr>
+        <w:t xml:space="preserve">Anda harus memposting depresiasi secara manual</w:t>
+      </w:r>
+      <w:r>
+        <w:t xml:space="preserve"> </w:t>
+      </w:r>
+      <w:r>
+        <w:t xml:space="preserve">dari menu ini setiap bulan.</w:t>
+      </w:r>
+    </w:p>
+    <w:p>
+      <w:pPr>
+        <w:pStyle w:val="BlockText"/>
+      </w:pPr>
+      <w:r>
+        <w:t xml:space="preserve">Alasannya: sekali cron itu diaktifkan, ia langsung memposting</w:t>
+      </w:r>
+      <w:r>
+        <w:t xml:space="preserve"> </w:t>
+      </w:r>
+      <w:r>
+        <w:rPr>
+          <w:bCs/>
+          <w:b/>
+        </w:rPr>
+        <w:t xml:space="preserve">seluruh</w:t>
+      </w:r>
+      <w:r>
+        <w:t xml:space="preserve"> </w:t>
+      </w:r>
+      <w:r>
+        <w:t xml:space="preserve">baris depresiasi yang sudah jatuh tempo — bisa banyak sekaligus dan sulit ditarik kembali.</w:t>
+      </w:r>
+      <w:r>
+        <w:t xml:space="preserve"> </w:t>
+      </w:r>
+      <w:r>
+        <w:t xml:space="preserve">Aktifkan hanya setelah Finance melihat dampaknya lewat posting manual.</w:t>
       </w:r>
     </w:p>
     <w:p>
@@ -15480,35 +15580,32 @@
                 <w:bCs/>
                 <w:b/>
               </w:rPr>
-              <w:t xml:space="preserve">kosong</w:t>
-            </w:r>
-          </w:p>
-        </w:tc>
-        <w:tc>
-          <w:tcPr/>
-          <w:p>
-            <w:pPr>
-              <w:pStyle w:val="Compact"/>
-              <w:jc w:val="left"/>
-            </w:pPr>
-            <w:r>
-              <w:t xml:space="preserve">⚠</w:t>
+              <w:t xml:space="preserve">7218000001</w:t>
+            </w:r>
+          </w:p>
+        </w:tc>
+        <w:tc>
+          <w:tcPr/>
+          <w:p>
+            <w:pPr>
+              <w:pStyle w:val="Compact"/>
+              <w:jc w:val="left"/>
+            </w:pPr>
+            <w:r>
+              <w:t xml:space="preserve">✅ Terisi —</w:t>
             </w:r>
             <w:r>
               <w:t xml:space="preserve"> </w:t>
             </w:r>
             <w:r>
               <w:rPr>
-                <w:bCs/>
-                <w:b/>
-              </w:rPr>
-              <w:t xml:space="preserve">Belum diisi</w:t>
-            </w:r>
-            <w:r>
-              <w:t xml:space="preserve"> </w:t>
-            </w:r>
-            <w:r>
-              <w:t xml:space="preserve">— Scrap Batch tidak dapat divalidasi.</w:t>
+                <w:iCs/>
+                <w:i/>
+              </w:rPr>
+              <w:t xml:space="preserve">Inventory write-off</w:t>
+            </w:r>
+            <w:r>
+              <w:t xml:space="preserve">.</w:t>
             </w:r>
           </w:p>
         </w:tc>
@@ -15820,19 +15917,32 @@
                 <w:bCs/>
                 <w:b/>
               </w:rPr>
-              <w:t xml:space="preserve">Aktif</w:t>
-            </w:r>
-          </w:p>
-        </w:tc>
-        <w:tc>
-          <w:tcPr/>
-          <w:p>
-            <w:pPr>
-              <w:pStyle w:val="Compact"/>
-              <w:jc w:val="left"/>
-            </w:pPr>
-            <w:r>
-              <w:t xml:space="preserve">Memposting depresiasi yang jatuh tempo.</w:t>
+              <w:t xml:space="preserve">Nonaktif</w:t>
+            </w:r>
+          </w:p>
+        </w:tc>
+        <w:tc>
+          <w:tcPr/>
+          <w:p>
+            <w:pPr>
+              <w:pStyle w:val="Compact"/>
+              <w:jc w:val="left"/>
+            </w:pPr>
+            <w:r>
+              <w:t xml:space="preserve">⚠ Depresiasi harus diposting</w:t>
+            </w:r>
+            <w:r>
+              <w:t xml:space="preserve"> </w:t>
+            </w:r>
+            <w:r>
+              <w:rPr>
+                <w:bCs/>
+                <w:b/>
+              </w:rPr>
+              <w:t xml:space="preserve">manual</w:t>
+            </w:r>
+            <w:r>
+              <w:t xml:space="preserve">. Aktifkan hanya bila Finance siap — cron langsung memposting seluruh baris jatuh tempo.</w:t>
             </w:r>
           </w:p>
         </w:tc>
@@ -17568,34 +17678,7 @@
               <w:t xml:space="preserve"> </w:t>
             </w:r>
             <w:r>
-              <w:t xml:space="preserve">masih kosong.</w:t>
-            </w:r>
-          </w:p>
-        </w:tc>
-        <w:tc>
-          <w:tcPr/>
-          <w:p>
-            <w:pPr>
-              <w:pStyle w:val="Compact"/>
-              <w:jc w:val="left"/>
-            </w:pPr>
-            <w:r>
-              <w:t xml:space="preserve">System Administrator mengisinya di</w:t>
-            </w:r>
-            <w:r>
-              <w:t xml:space="preserve"> </w:t>
-            </w:r>
-            <w:r>
-              <w:rPr>
-                <w:rStyle w:val="VerbatimChar"/>
-              </w:rPr>
-              <w:t xml:space="preserve">Settings ▸ Technical ▸ System Parameters</w:t>
-            </w:r>
-            <w:r>
-              <w:t xml:space="preserve"> </w:t>
-            </w:r>
-            <w:r>
-              <w:t xml:space="preserve">dengan</w:t>
+              <w:t xml:space="preserve">kosong.</w:t>
             </w:r>
             <w:r>
               <w:t xml:space="preserve"> </w:t>
@@ -17605,13 +17688,49 @@
                 <w:bCs/>
                 <w:b/>
               </w:rPr>
-              <w:t xml:space="preserve">kode akun</w:t>
+              <w:t xml:space="preserve">Sudah diperbaiki</w:t>
             </w:r>
             <w:r>
               <w:t xml:space="preserve"> </w:t>
             </w:r>
             <w:r>
-              <w:t xml:space="preserve">beban kerugian persediaan (§10.1).</w:t>
+              <w:t xml:space="preserve">(</w:t>
+            </w:r>
+            <w:r>
+              <w:rPr>
+                <w:rStyle w:val="VerbatimChar"/>
+              </w:rPr>
+              <w:t xml:space="preserve">7218000001</w:t>
+            </w:r>
+            <w:r>
+              <w:t xml:space="preserve">) — seharusnya tidak muncul lagi.</w:t>
+            </w:r>
+          </w:p>
+        </w:tc>
+        <w:tc>
+          <w:tcPr/>
+          <w:p>
+            <w:pPr>
+              <w:pStyle w:val="Compact"/>
+              <w:jc w:val="left"/>
+            </w:pPr>
+            <w:r>
+              <w:t xml:space="preserve">Jika tetap muncul, periksa parameter itu di</w:t>
+            </w:r>
+            <w:r>
+              <w:t xml:space="preserve"> </w:t>
+            </w:r>
+            <w:r>
+              <w:rPr>
+                <w:rStyle w:val="VerbatimChar"/>
+              </w:rPr>
+              <w:t xml:space="preserve">Settings ▸ Technical ▸ System Parameters</w:t>
+            </w:r>
+            <w:r>
+              <w:t xml:space="preserve"> </w:t>
+            </w:r>
+            <w:r>
+              <w:t xml:space="preserve">(§10.1).</w:t>
             </w:r>
           </w:p>
         </w:tc>
@@ -17787,19 +17906,13 @@
                 <w:bCs/>
                 <w:b/>
               </w:rPr>
-              <w:t xml:space="preserve">Depresiasi kendaraan gagal</w:t>
-            </w:r>
-          </w:p>
-        </w:tc>
-        <w:tc>
-          <w:tcPr/>
-          <w:p>
-            <w:pPr>
-              <w:pStyle w:val="Compact"/>
-              <w:jc w:val="left"/>
-            </w:pPr>
-            <w:r>
-              <w:t xml:space="preserve">Grup</w:t>
+              <w:t xml:space="preserve">Confirm aset gagal</w:t>
+            </w:r>
+            <w:r>
+              <w:t xml:space="preserve"> </w:t>
+            </w:r>
+            <w:r>
+              <w:t xml:space="preserve">—</w:t>
             </w:r>
             <w:r>
               <w:t xml:space="preserve"> </w:t>
@@ -17809,40 +17922,81 @@
                 <w:iCs/>
                 <w:i/>
               </w:rPr>
-              <w:t xml:space="preserve">Vehicles</w:t>
+              <w:t xml:space="preserve">"depreciation journal must be set"</w:t>
             </w:r>
             <w:r>
               <w:t xml:space="preserve"> </w:t>
             </w:r>
             <w:r>
-              <w:t xml:space="preserve">belum punya akun Akumulasi Depresiasi (kode</w:t>
+              <w:t xml:space="preserve">atau akun akumulasi kosong</w:t>
+            </w:r>
+          </w:p>
+        </w:tc>
+        <w:tc>
+          <w:tcPr/>
+          <w:p>
+            <w:pPr>
+              <w:pStyle w:val="Compact"/>
+              <w:jc w:val="left"/>
+            </w:pPr>
+            <w:r>
+              <w:t xml:space="preserve">Grup aset belum punya jurnal depresiasi / akun akumulasi.</w:t>
             </w:r>
             <w:r>
               <w:t xml:space="preserve"> </w:t>
             </w:r>
             <w:r>
               <w:rPr>
+                <w:bCs/>
+                <w:b/>
+              </w:rPr>
+              <w:t xml:space="preserve">Sudah diperbaiki</w:t>
+            </w:r>
+            <w:r>
+              <w:t xml:space="preserve"> </w:t>
+            </w:r>
+            <w:r>
+              <w:t xml:space="preserve">untuk keenam grup (jurnal</w:t>
+            </w:r>
+            <w:r>
+              <w:t xml:space="preserve"> </w:t>
+            </w:r>
+            <w:r>
+              <w:rPr>
                 <w:rStyle w:val="VerbatimChar"/>
               </w:rPr>
-              <w:t xml:space="preserve">1205202000</w:t>
+              <w:t xml:space="preserve">DEPRE</w:t>
+            </w:r>
+            <w:r>
+              <w:t xml:space="preserve">).</w:t>
+            </w:r>
+          </w:p>
+        </w:tc>
+        <w:tc>
+          <w:tcPr/>
+          <w:p>
+            <w:pPr>
+              <w:pStyle w:val="Compact"/>
+              <w:jc w:val="left"/>
+            </w:pPr>
+            <w:r>
+              <w:t xml:space="preserve">Jika muncul pada grup baru yang Anda buat sendiri, isi</w:t>
             </w:r>
             <w:r>
               <w:t xml:space="preserve"> </w:t>
             </w:r>
             <w:r>
-              <w:t xml:space="preserve">tidak ada di CoA).</w:t>
-            </w:r>
-          </w:p>
-        </w:tc>
-        <w:tc>
-          <w:tcPr/>
-          <w:p>
-            <w:pPr>
-              <w:pStyle w:val="Compact"/>
-              <w:jc w:val="left"/>
-            </w:pPr>
-            <w:r>
-              <w:t xml:space="preserve">Tambahkan akun ke CoA, lalu petakan di</w:t>
+              <w:rPr>
+                <w:iCs/>
+                <w:i/>
+              </w:rPr>
+              <w:t xml:space="preserve">Journal</w:t>
+            </w:r>
+            <w:r>
+              <w:t xml:space="preserve"> </w:t>
+            </w:r>
+            <w:r>
+              <w:t xml:space="preserve">dan akun-akunnya di</w:t>
             </w:r>
             <w:r>
               <w:t xml:space="preserve"> </w:t>
